--- a/data/outputs/v2/Core_Mathematics/SS2.5_Area_of_Polygons/Core_Mathematics_Area_of_Polygons_SummaryTable.docx
+++ b/data/outputs/v2/Core_Mathematics/SS2.5_Area_of_Polygons/Core_Mathematics_Area_of_Polygons_SummaryTable.docx
@@ -38,6 +38,177 @@
           <w:szCs w:val="22"/>
         </w:rPr>
         <w:t xml:space="preserve">Sub-Strand 2.5: Area of Polygons — Teacher Reference (Pre-filled)</w:t>
+      </w:r>
+    </w:p>
+    <w:p>
+      <w:pPr>
+        <w:spacing w:after="80" w:before="120"/>
+      </w:pPr>
+      <w:r>
+        <w:rPr>
+          <w:rFonts w:ascii="Arial" w:cs="Arial" w:eastAsia="Arial" w:hAnsi="Arial"/>
+          <w:b/>
+          <w:bCs/>
+          <w:color w:val="1F3864"/>
+          <w:sz w:val="20"/>
+          <w:szCs w:val="20"/>
+        </w:rPr>
+        <w:t xml:space="preserve">ATTRIBUTION AND LICENSING</w:t>
+      </w:r>
+    </w:p>
+    <w:p>
+      <w:pPr>
+        <w:spacing w:after="60" w:before="0"/>
+      </w:pPr>
+      <w:r>
+        <w:rPr>
+          <w:rFonts w:ascii="Arial" w:cs="Arial" w:eastAsia="Arial" w:hAnsi="Arial"/>
+          <w:b/>
+          <w:bCs/>
+          <w:sz w:val="17"/>
+          <w:szCs w:val="17"/>
+        </w:rPr>
+        <w:t xml:space="preserve">Curriculum Alignment: </w:t>
+      </w:r>
+      <w:r>
+        <w:rPr>
+          <w:rFonts w:ascii="Arial" w:cs="Arial" w:eastAsia="Arial" w:hAnsi="Arial"/>
+          <w:sz w:val="17"/>
+          <w:szCs w:val="17"/>
+        </w:rPr>
+        <w:t xml:space="preserve">Structured in pedagogical alignment with the competence-based curriculum format and learning outcomes established by the Kenya Institute of Curriculum Development (KICD). This material is independently developed and is not officially endorsed or published by KICD.</w:t>
+      </w:r>
+    </w:p>
+    <w:p>
+      <w:pPr>
+        <w:spacing w:after="60" w:before="0"/>
+      </w:pPr>
+      <w:r>
+        <w:rPr>
+          <w:rFonts w:ascii="Arial" w:cs="Arial" w:eastAsia="Arial" w:hAnsi="Arial"/>
+          <w:b/>
+          <w:bCs/>
+          <w:sz w:val="17"/>
+          <w:szCs w:val="17"/>
+        </w:rPr>
+        <w:t xml:space="preserve">Content &amp; Pedagogy: </w:t>
+      </w:r>
+      <w:r>
+        <w:rPr>
+          <w:rFonts w:ascii="Arial" w:cs="Arial" w:eastAsia="Arial" w:hAnsi="Arial"/>
+          <w:sz w:val="17"/>
+          <w:szCs w:val="17"/>
+        </w:rPr>
+        <w:t xml:space="preserve">Developed and adapted by the educator team at SeaVuria (registered 501(c)(3) in the United States and registered NGO in Kenya, No. 872-850A-BF11), who designed the pedagogical framework, lesson templates and exemplar lessons on which this material is based.</w:t>
+      </w:r>
+    </w:p>
+    <w:p>
+      <w:pPr>
+        <w:spacing w:after="60" w:before="0"/>
+      </w:pPr>
+      <w:r>
+        <w:rPr>
+          <w:rFonts w:ascii="Arial" w:cs="Arial" w:eastAsia="Arial" w:hAnsi="Arial"/>
+          <w:b/>
+          <w:bCs/>
+          <w:sz w:val="17"/>
+          <w:szCs w:val="17"/>
+        </w:rPr>
+        <w:t xml:space="preserve">Production &amp; Layout: </w:t>
+      </w:r>
+      <w:r>
+        <w:rPr>
+          <w:rFonts w:ascii="Arial" w:cs="Arial" w:eastAsia="Arial" w:hAnsi="Arial"/>
+          <w:sz w:val="17"/>
+          <w:szCs w:val="17"/>
+        </w:rPr>
+        <w:t xml:space="preserve">Educational design and curriculum sequencing by SeaVuria. Technical layout, structural formatting, and digital optimization/implementation executed in partnership with ARES Education (registered 501(c)(3) in the United States and Canada (as Afretech Aid) and registered NGO in Kenya), with lesson drafting and compilation assisted by AI (Claude, Anthropic).</w:t>
+      </w:r>
+    </w:p>
+    <w:p>
+      <w:pPr>
+        <w:pBdr>
+          <w:bottom w:val="single" w:color="1F3864" w:sz="6" w:space="6"/>
+        </w:pBdr>
+        <w:spacing w:after="60" w:before="0"/>
+      </w:pPr>
+      <w:r>
+        <w:rPr>
+          <w:rFonts w:ascii="Arial" w:cs="Arial" w:eastAsia="Arial" w:hAnsi="Arial"/>
+          <w:b/>
+          <w:bCs/>
+          <w:sz w:val="17"/>
+          <w:szCs w:val="17"/>
+        </w:rPr>
+        <w:t xml:space="preserve">Licensing &amp; Copyright: </w:t>
+      </w:r>
+      <w:r>
+        <w:rPr>
+          <w:rFonts w:ascii="Arial" w:cs="Arial" w:eastAsia="Arial" w:hAnsi="Arial"/>
+          <w:sz w:val="17"/>
+          <w:szCs w:val="17"/>
+        </w:rPr>
+        <w:t xml:space="preserve">© 2026 SeaVuria and ARES. This work is licensed under a </w:t>
+      </w:r>
+      <w:hyperlink w:history="1" r:id="rIdz2f-abegj0akk1mex3dzi">
+        <w:r>
+          <w:rPr>
+            <w:rFonts w:ascii="Arial" w:cs="Arial" w:eastAsia="Arial" w:hAnsi="Arial"/>
+            <w:color w:val="1F6B75"/>
+            <w:sz w:val="17"/>
+            <w:szCs w:val="17"/>
+            <w:u w:val="single" w:color="1F6B75"/>
+          </w:rPr>
+          <w:t xml:space="preserve">Creative Commons Attribution-NonCommercial 4.0 International License</w:t>
+        </w:r>
+      </w:hyperlink>
+      <w:r>
+        <w:rPr>
+          <w:rFonts w:ascii="Arial" w:cs="Arial" w:eastAsia="Arial" w:hAnsi="Arial"/>
+          <w:sz w:val="17"/>
+          <w:szCs w:val="17"/>
+        </w:rPr>
+        <w:t xml:space="preserve"> (</w:t>
+      </w:r>
+      <w:hyperlink w:history="1" r:id="rId8uj_3mprxgj0ko9rzawuw">
+        <w:r>
+          <w:rPr>
+            <w:rFonts w:ascii="Arial" w:cs="Arial" w:eastAsia="Arial" w:hAnsi="Arial"/>
+            <w:color w:val="1F6B75"/>
+            <w:sz w:val="17"/>
+            <w:szCs w:val="17"/>
+            <w:u w:val="single" w:color="1F6B75"/>
+          </w:rPr>
+          <w:t xml:space="preserve">CC BY-NC 4.0</w:t>
+        </w:r>
+      </w:hyperlink>
+      <w:r>
+        <w:rPr>
+          <w:rFonts w:ascii="Arial" w:cs="Arial" w:eastAsia="Arial" w:hAnsi="Arial"/>
+          <w:sz w:val="17"/>
+          <w:szCs w:val="17"/>
+        </w:rPr>
+        <w:t xml:space="preserve">). To view a copy of this license, visit </w:t>
+      </w:r>
+      <w:hyperlink w:history="1" r:id="rIdevhnq3tbr3pvfh9zimwkn">
+        <w:r>
+          <w:rPr>
+            <w:rFonts w:ascii="Arial" w:cs="Arial" w:eastAsia="Arial" w:hAnsi="Arial"/>
+            <w:color w:val="1F6B75"/>
+            <w:sz w:val="17"/>
+            <w:szCs w:val="17"/>
+            <w:u w:val="single" w:color="1F6B75"/>
+          </w:rPr>
+          <w:t xml:space="preserve">https://creativecommons.org/licenses/by-nc/4.0/</w:t>
+        </w:r>
+      </w:hyperlink>
+      <w:r>
+        <w:rPr>
+          <w:rFonts w:ascii="Arial" w:cs="Arial" w:eastAsia="Arial" w:hAnsi="Arial"/>
+          <w:sz w:val="17"/>
+          <w:szCs w:val="17"/>
+        </w:rPr>
+        <w:t xml:space="preserve">. You are free to copy, redistribute, and adapt this material in any medium or format, provided appropriate credit is given and the material is not used for commercial purposes. KICD learning outcomes and curriculum designations reproduced here for alignment purposes remain the property of KICD and are not covered by this license. Linked external resources (e.g. CK-12, Khan Academy, PhET) are subject to their own licenses.</w:t>
       </w:r>
     </w:p>
     <w:p>

--- a/data/outputs/v2/Core_Mathematics/SS2.5_Area_of_Polygons/Core_Mathematics_Area_of_Polygons_SummaryTable.docx
+++ b/data/outputs/v2/Core_Mathematics/SS2.5_Area_of_Polygons/Core_Mathematics_Area_of_Polygons_SummaryTable.docx
@@ -38,177 +38,6 @@
           <w:szCs w:val="22"/>
         </w:rPr>
         <w:t xml:space="preserve">Sub-Strand 2.5: Area of Polygons — Teacher Reference (Pre-filled)</w:t>
-      </w:r>
-    </w:p>
-    <w:p>
-      <w:pPr>
-        <w:spacing w:after="80" w:before="120"/>
-      </w:pPr>
-      <w:r>
-        <w:rPr>
-          <w:rFonts w:ascii="Arial" w:cs="Arial" w:eastAsia="Arial" w:hAnsi="Arial"/>
-          <w:b/>
-          <w:bCs/>
-          <w:color w:val="1F3864"/>
-          <w:sz w:val="20"/>
-          <w:szCs w:val="20"/>
-        </w:rPr>
-        <w:t xml:space="preserve">ATTRIBUTION AND LICENSING</w:t>
-      </w:r>
-    </w:p>
-    <w:p>
-      <w:pPr>
-        <w:spacing w:after="60" w:before="0"/>
-      </w:pPr>
-      <w:r>
-        <w:rPr>
-          <w:rFonts w:ascii="Arial" w:cs="Arial" w:eastAsia="Arial" w:hAnsi="Arial"/>
-          <w:b/>
-          <w:bCs/>
-          <w:sz w:val="17"/>
-          <w:szCs w:val="17"/>
-        </w:rPr>
-        <w:t xml:space="preserve">Curriculum Alignment: </w:t>
-      </w:r>
-      <w:r>
-        <w:rPr>
-          <w:rFonts w:ascii="Arial" w:cs="Arial" w:eastAsia="Arial" w:hAnsi="Arial"/>
-          <w:sz w:val="17"/>
-          <w:szCs w:val="17"/>
-        </w:rPr>
-        <w:t xml:space="preserve">Structured in pedagogical alignment with the competence-based curriculum format and learning outcomes established by the Kenya Institute of Curriculum Development (KICD). This material is independently developed and is not officially endorsed or published by KICD.</w:t>
-      </w:r>
-    </w:p>
-    <w:p>
-      <w:pPr>
-        <w:spacing w:after="60" w:before="0"/>
-      </w:pPr>
-      <w:r>
-        <w:rPr>
-          <w:rFonts w:ascii="Arial" w:cs="Arial" w:eastAsia="Arial" w:hAnsi="Arial"/>
-          <w:b/>
-          <w:bCs/>
-          <w:sz w:val="17"/>
-          <w:szCs w:val="17"/>
-        </w:rPr>
-        <w:t xml:space="preserve">Content &amp; Pedagogy: </w:t>
-      </w:r>
-      <w:r>
-        <w:rPr>
-          <w:rFonts w:ascii="Arial" w:cs="Arial" w:eastAsia="Arial" w:hAnsi="Arial"/>
-          <w:sz w:val="17"/>
-          <w:szCs w:val="17"/>
-        </w:rPr>
-        <w:t xml:space="preserve">Developed and adapted by the educator team at SeaVuria (registered 501(c)(3) in the United States and registered NGO in Kenya, No. 872-850A-BF11), who designed the pedagogical framework, lesson templates and exemplar lessons on which this material is based.</w:t>
-      </w:r>
-    </w:p>
-    <w:p>
-      <w:pPr>
-        <w:spacing w:after="60" w:before="0"/>
-      </w:pPr>
-      <w:r>
-        <w:rPr>
-          <w:rFonts w:ascii="Arial" w:cs="Arial" w:eastAsia="Arial" w:hAnsi="Arial"/>
-          <w:b/>
-          <w:bCs/>
-          <w:sz w:val="17"/>
-          <w:szCs w:val="17"/>
-        </w:rPr>
-        <w:t xml:space="preserve">Production &amp; Layout: </w:t>
-      </w:r>
-      <w:r>
-        <w:rPr>
-          <w:rFonts w:ascii="Arial" w:cs="Arial" w:eastAsia="Arial" w:hAnsi="Arial"/>
-          <w:sz w:val="17"/>
-          <w:szCs w:val="17"/>
-        </w:rPr>
-        <w:t xml:space="preserve">Educational design and curriculum sequencing by SeaVuria. Technical layout, structural formatting, and digital optimization/implementation executed in partnership with ARES Education (registered 501(c)(3) in the United States and Canada (as Afretech Aid) and registered NGO in Kenya), with lesson drafting and compilation assisted by AI (Claude, Anthropic).</w:t>
-      </w:r>
-    </w:p>
-    <w:p>
-      <w:pPr>
-        <w:pBdr>
-          <w:bottom w:val="single" w:color="1F3864" w:sz="6" w:space="6"/>
-        </w:pBdr>
-        <w:spacing w:after="60" w:before="0"/>
-      </w:pPr>
-      <w:r>
-        <w:rPr>
-          <w:rFonts w:ascii="Arial" w:cs="Arial" w:eastAsia="Arial" w:hAnsi="Arial"/>
-          <w:b/>
-          <w:bCs/>
-          <w:sz w:val="17"/>
-          <w:szCs w:val="17"/>
-        </w:rPr>
-        <w:t xml:space="preserve">Licensing &amp; Copyright: </w:t>
-      </w:r>
-      <w:r>
-        <w:rPr>
-          <w:rFonts w:ascii="Arial" w:cs="Arial" w:eastAsia="Arial" w:hAnsi="Arial"/>
-          <w:sz w:val="17"/>
-          <w:szCs w:val="17"/>
-        </w:rPr>
-        <w:t xml:space="preserve">© 2026 SeaVuria and ARES. This work is licensed under a </w:t>
-      </w:r>
-      <w:hyperlink w:history="1" r:id="rIdz2f-abegj0akk1mex3dzi">
-        <w:r>
-          <w:rPr>
-            <w:rFonts w:ascii="Arial" w:cs="Arial" w:eastAsia="Arial" w:hAnsi="Arial"/>
-            <w:color w:val="1F6B75"/>
-            <w:sz w:val="17"/>
-            <w:szCs w:val="17"/>
-            <w:u w:val="single" w:color="1F6B75"/>
-          </w:rPr>
-          <w:t xml:space="preserve">Creative Commons Attribution-NonCommercial 4.0 International License</w:t>
-        </w:r>
-      </w:hyperlink>
-      <w:r>
-        <w:rPr>
-          <w:rFonts w:ascii="Arial" w:cs="Arial" w:eastAsia="Arial" w:hAnsi="Arial"/>
-          <w:sz w:val="17"/>
-          <w:szCs w:val="17"/>
-        </w:rPr>
-        <w:t xml:space="preserve"> (</w:t>
-      </w:r>
-      <w:hyperlink w:history="1" r:id="rId8uj_3mprxgj0ko9rzawuw">
-        <w:r>
-          <w:rPr>
-            <w:rFonts w:ascii="Arial" w:cs="Arial" w:eastAsia="Arial" w:hAnsi="Arial"/>
-            <w:color w:val="1F6B75"/>
-            <w:sz w:val="17"/>
-            <w:szCs w:val="17"/>
-            <w:u w:val="single" w:color="1F6B75"/>
-          </w:rPr>
-          <w:t xml:space="preserve">CC BY-NC 4.0</w:t>
-        </w:r>
-      </w:hyperlink>
-      <w:r>
-        <w:rPr>
-          <w:rFonts w:ascii="Arial" w:cs="Arial" w:eastAsia="Arial" w:hAnsi="Arial"/>
-          <w:sz w:val="17"/>
-          <w:szCs w:val="17"/>
-        </w:rPr>
-        <w:t xml:space="preserve">). To view a copy of this license, visit </w:t>
-      </w:r>
-      <w:hyperlink w:history="1" r:id="rIdevhnq3tbr3pvfh9zimwkn">
-        <w:r>
-          <w:rPr>
-            <w:rFonts w:ascii="Arial" w:cs="Arial" w:eastAsia="Arial" w:hAnsi="Arial"/>
-            <w:color w:val="1F6B75"/>
-            <w:sz w:val="17"/>
-            <w:szCs w:val="17"/>
-            <w:u w:val="single" w:color="1F6B75"/>
-          </w:rPr>
-          <w:t xml:space="preserve">https://creativecommons.org/licenses/by-nc/4.0/</w:t>
-        </w:r>
-      </w:hyperlink>
-      <w:r>
-        <w:rPr>
-          <w:rFonts w:ascii="Arial" w:cs="Arial" w:eastAsia="Arial" w:hAnsi="Arial"/>
-          <w:sz w:val="17"/>
-          <w:szCs w:val="17"/>
-        </w:rPr>
-        <w:t xml:space="preserve">. You are free to copy, redistribute, and adapt this material in any medium or format, provided appropriate credit is given and the material is not used for commercial purposes. KICD learning outcomes and curriculum designations reproduced here for alignment purposes remain the property of KICD and are not covered by this license. Linked external resources (e.g. CK-12, Khan Academy, PhET) are subject to their own licenses.</w:t>
       </w:r>
     </w:p>
     <w:p>
@@ -1848,6 +1677,185 @@
         </w:tc>
       </w:tr>
     </w:tbl>
+    <w:p>
+      <w:pPr>
+        <w:spacing w:after="120"/>
+      </w:pPr>
+      <w:r>
+        <w:t xml:space="preserve"/>
+      </w:r>
+    </w:p>
+    <w:p>
+      <w:pPr>
+        <w:spacing w:after="80" w:before="120"/>
+      </w:pPr>
+      <w:r>
+        <w:rPr>
+          <w:rFonts w:ascii="Arial" w:cs="Arial" w:eastAsia="Arial" w:hAnsi="Arial"/>
+          <w:b/>
+          <w:bCs/>
+          <w:color w:val="1F3864"/>
+          <w:sz w:val="20"/>
+          <w:szCs w:val="20"/>
+        </w:rPr>
+        <w:t xml:space="preserve">ATTRIBUTION AND LICENSING</w:t>
+      </w:r>
+    </w:p>
+    <w:p>
+      <w:pPr>
+        <w:spacing w:after="60" w:before="0"/>
+      </w:pPr>
+      <w:r>
+        <w:rPr>
+          <w:rFonts w:ascii="Arial" w:cs="Arial" w:eastAsia="Arial" w:hAnsi="Arial"/>
+          <w:b/>
+          <w:bCs/>
+          <w:sz w:val="17"/>
+          <w:szCs w:val="17"/>
+        </w:rPr>
+        <w:t xml:space="preserve">Curriculum Alignment: </w:t>
+      </w:r>
+      <w:r>
+        <w:rPr>
+          <w:rFonts w:ascii="Arial" w:cs="Arial" w:eastAsia="Arial" w:hAnsi="Arial"/>
+          <w:sz w:val="17"/>
+          <w:szCs w:val="17"/>
+        </w:rPr>
+        <w:t xml:space="preserve">Structured in pedagogical alignment with the competence-based curriculum format and learning outcomes established by the Kenya Institute of Curriculum Development (KICD). This material is independently developed and is not officially endorsed or published by KICD.</w:t>
+      </w:r>
+    </w:p>
+    <w:p>
+      <w:pPr>
+        <w:spacing w:after="60" w:before="0"/>
+      </w:pPr>
+      <w:r>
+        <w:rPr>
+          <w:rFonts w:ascii="Arial" w:cs="Arial" w:eastAsia="Arial" w:hAnsi="Arial"/>
+          <w:b/>
+          <w:bCs/>
+          <w:sz w:val="17"/>
+          <w:szCs w:val="17"/>
+        </w:rPr>
+        <w:t xml:space="preserve">Content &amp; Pedagogy: </w:t>
+      </w:r>
+      <w:r>
+        <w:rPr>
+          <w:rFonts w:ascii="Arial" w:cs="Arial" w:eastAsia="Arial" w:hAnsi="Arial"/>
+          <w:sz w:val="17"/>
+          <w:szCs w:val="17"/>
+        </w:rPr>
+        <w:t xml:space="preserve">Developed and adapted by the educator team at SeaVuria (registered 501(c)(3) in the United States and registered NGO in Kenya, No. 872-850A-BF11), who designed the pedagogical framework, lesson templates and exemplar lessons on which this material is based.</w:t>
+      </w:r>
+    </w:p>
+    <w:p>
+      <w:pPr>
+        <w:spacing w:after="60" w:before="0"/>
+      </w:pPr>
+      <w:r>
+        <w:rPr>
+          <w:rFonts w:ascii="Arial" w:cs="Arial" w:eastAsia="Arial" w:hAnsi="Arial"/>
+          <w:b/>
+          <w:bCs/>
+          <w:sz w:val="17"/>
+          <w:szCs w:val="17"/>
+        </w:rPr>
+        <w:t xml:space="preserve">Production &amp; Layout: </w:t>
+      </w:r>
+      <w:r>
+        <w:rPr>
+          <w:rFonts w:ascii="Arial" w:cs="Arial" w:eastAsia="Arial" w:hAnsi="Arial"/>
+          <w:sz w:val="17"/>
+          <w:szCs w:val="17"/>
+        </w:rPr>
+        <w:t xml:space="preserve">Educational design and curriculum sequencing by SeaVuria. Technical layout, structural formatting, and digital optimization/implementation executed in partnership with ARES Education (registered 501(c)(3) in the United States and Canada (as Afretech Aid) and registered NGO in Kenya), with lesson drafting and compilation assisted by AI (Claude, Anthropic).</w:t>
+      </w:r>
+    </w:p>
+    <w:p>
+      <w:pPr>
+        <w:pBdr>
+          <w:bottom w:val="single" w:color="1F3864" w:sz="6" w:space="6"/>
+        </w:pBdr>
+        <w:spacing w:after="60" w:before="0"/>
+      </w:pPr>
+      <w:r>
+        <w:rPr>
+          <w:rFonts w:ascii="Arial" w:cs="Arial" w:eastAsia="Arial" w:hAnsi="Arial"/>
+          <w:b/>
+          <w:bCs/>
+          <w:sz w:val="17"/>
+          <w:szCs w:val="17"/>
+        </w:rPr>
+        <w:t xml:space="preserve">Licensing &amp; Copyright: </w:t>
+      </w:r>
+      <w:r>
+        <w:rPr>
+          <w:rFonts w:ascii="Arial" w:cs="Arial" w:eastAsia="Arial" w:hAnsi="Arial"/>
+          <w:sz w:val="17"/>
+          <w:szCs w:val="17"/>
+        </w:rPr>
+        <w:t xml:space="preserve">© 2026 SeaVuria and ARES. This work is licensed under a </w:t>
+      </w:r>
+      <w:hyperlink w:history="1" r:id="rIdrrjrescirakwzge2rbb6z">
+        <w:r>
+          <w:rPr>
+            <w:rFonts w:ascii="Arial" w:cs="Arial" w:eastAsia="Arial" w:hAnsi="Arial"/>
+            <w:color w:val="1F6B75"/>
+            <w:sz w:val="17"/>
+            <w:szCs w:val="17"/>
+            <w:u w:val="single" w:color="1F6B75"/>
+          </w:rPr>
+          <w:t xml:space="preserve">Creative Commons Attribution-NonCommercial 4.0 International License</w:t>
+        </w:r>
+      </w:hyperlink>
+      <w:r>
+        <w:rPr>
+          <w:rFonts w:ascii="Arial" w:cs="Arial" w:eastAsia="Arial" w:hAnsi="Arial"/>
+          <w:sz w:val="17"/>
+          <w:szCs w:val="17"/>
+        </w:rPr>
+        <w:t xml:space="preserve"> (</w:t>
+      </w:r>
+      <w:hyperlink w:history="1" r:id="rId60bhd8tvsnerm3mxvegxj">
+        <w:r>
+          <w:rPr>
+            <w:rFonts w:ascii="Arial" w:cs="Arial" w:eastAsia="Arial" w:hAnsi="Arial"/>
+            <w:color w:val="1F6B75"/>
+            <w:sz w:val="17"/>
+            <w:szCs w:val="17"/>
+            <w:u w:val="single" w:color="1F6B75"/>
+          </w:rPr>
+          <w:t xml:space="preserve">CC BY-NC 4.0</w:t>
+        </w:r>
+      </w:hyperlink>
+      <w:r>
+        <w:rPr>
+          <w:rFonts w:ascii="Arial" w:cs="Arial" w:eastAsia="Arial" w:hAnsi="Arial"/>
+          <w:sz w:val="17"/>
+          <w:szCs w:val="17"/>
+        </w:rPr>
+        <w:t xml:space="preserve">). To view a copy of this license, visit </w:t>
+      </w:r>
+      <w:hyperlink w:history="1" r:id="rIdgy3ztkd6zh7rj8hirmauw">
+        <w:r>
+          <w:rPr>
+            <w:rFonts w:ascii="Arial" w:cs="Arial" w:eastAsia="Arial" w:hAnsi="Arial"/>
+            <w:color w:val="1F6B75"/>
+            <w:sz w:val="17"/>
+            <w:szCs w:val="17"/>
+            <w:u w:val="single" w:color="1F6B75"/>
+          </w:rPr>
+          <w:t xml:space="preserve">https://creativecommons.org/licenses/by-nc/4.0/</w:t>
+        </w:r>
+      </w:hyperlink>
+      <w:r>
+        <w:rPr>
+          <w:rFonts w:ascii="Arial" w:cs="Arial" w:eastAsia="Arial" w:hAnsi="Arial"/>
+          <w:sz w:val="17"/>
+          <w:szCs w:val="17"/>
+        </w:rPr>
+        <w:t xml:space="preserve">. You are free to copy, redistribute, and adapt this material in any medium or format, provided appropriate credit is given and the material is not used for commercial purposes. KICD learning outcomes and curriculum designations reproduced here for alignment purposes remain the property of KICD and are not covered by this license. Linked external resources (e.g. CK-12, Khan Academy, PhET) are subject to their own licenses.</w:t>
+      </w:r>
+    </w:p>
     <w:sectPr>
       <w:pgSz w:w="15840" w:h="12240" w:orient="landscape"/>
       <w:pgMar w:top="1080" w:right="1080" w:bottom="1080" w:left="1080" w:header="708" w:footer="708" w:gutter="0"/>

--- a/data/outputs/v2/Core_Mathematics/SS2.5_Area_of_Polygons/Core_Mathematics_Area_of_Polygons_SummaryTable.docx
+++ b/data/outputs/v2/Core_Mathematics/SS2.5_Area_of_Polygons/Core_Mathematics_Area_of_Polygons_SummaryTable.docx
@@ -564,7 +564,7 @@
                 <w:sz w:val="18"/>
                 <w:szCs w:val="18"/>
               </w:rPr>
-              <w:t xml:space="preserve">Students examined a scaled diagram of the Kericho community land plot — an irregular triangular section — and estimated its area using a square-centimetre grid overlay. They observed that counting whole and partial grid squares gave only a rough area, and that slanted sides made exact counting unreliable. Key pedagogical note: the tension between the grid estimate and the need for precision is the productive frustration that motivates the formula. Teachers should record all student estimates on the board and highlight the wide range of answers as evidence that a better method is needed.</w:t>
+              <w:t xml:space="preserve">A scaled drawing of the Kericho seven-sided land plot — an irregular heptagon with seven unequal sides and no right angles. Learners observed that the plot cannot be measured using any single standard formula (rectangle, square, circle) and that the community's inability to calculate the area threatens fair land distribution and food security for three Kenyan farming families.</w:t>
             </w:r>
           </w:p>
         </w:tc>
@@ -596,7 +596,7 @@
                 <w:sz w:val="18"/>
                 <w:szCs w:val="18"/>
               </w:rPr>
-              <w:t xml:space="preserve">Students learned that the area of a triangle is calculated using A = ½bh, where b is the length of the chosen base and h is the PERPENDICULAR height — the shortest distance from the base line to the opposite vertex, measured at a right angle. They learned that h is NOT the slant (oblique) side of the triangle. Teacher note: emphasise with a physical demonstration — hold a ruler flat as the base, then drop a set-square vertically to show the perpendicular height. Students also learned how to identify the correct base–height pair when the triangle is acute, right-angled, or obtuse (where h falls outside the triangle).</w:t>
+              <w:t xml:space="preserve">The area of a triangle is calculated using A = ½bh, where h is the PERPENDICULAR height from the base to the opposite vertex — NOT the slant side. A heptagon can be decomposed into five triangles by drawing diagonals from a single vertex. The total area of the polygon equals the SUM of the areas of all five triangles. This makes the triangle the fundamental 'building block' for finding the area of any polygon.</w:t>
             </w:r>
           </w:p>
         </w:tc>
@@ -628,7 +628,7 @@
                 <w:sz w:val="18"/>
                 <w:szCs w:val="18"/>
               </w:rPr>
-              <w:t xml:space="preserve">The formula A = ½bh is explained by the fact that any triangle is exactly half of a parallelogram (or rectangle) with the same base and perpendicular height. Teachers should show learners how to duplicate the triangle, rotate the copy 180°, and join the two to form a parallelogram, making the halving visually obvious. In the Kericho context: if the triangular plot has base 40 m and perpendicular height 25 m, then A = ½ × 40 × 25 = 500 m² — a precise answer replacing the unreliable grid estimate. This result anchors the driving question: if we can find the area of one triangle, can we use triangles to find the area of any polygon?</w:t>
+              <w:t xml:space="preserve">If we draw diagonals from one vertex of the Kericho heptagon to all non-adjacent vertices, we divide the plot into five triangles. The total area of the land plot equals the sum of the areas of these five triangles, each calculated using A = ½bh. This approach — decomposing any polygon into triangles — is a general strategy that could work for a polygon with any number of sides, which means we have the beginning of a method to help the three farming families near Kericho divide their land fairly.</w:t>
             </w:r>
           </w:p>
         </w:tc>
@@ -713,7 +713,7 @@
                 <w:sz w:val="18"/>
                 <w:szCs w:val="18"/>
               </w:rPr>
-              <w:t xml:space="preserve">Students were given cut-out shapes of a parallelogram, a rhombus, a trapezium, and a kite (each labelled with Kenyan land/design contexts — a maize-farm parallelogram plot in Rift Valley, a rhombus tile at a Nairobi hotel, a trapezium-shaped shamba in Kisumu, and a kite-shaped garden in Mombasa). They measured diagonals and perpendicular heights using rulers and observed how each shape could be physically rearranged or cut into rectangles and triangles. Teacher note: direct students to cut the parallelogram along a perpendicular height and slide the triangle to form a rectangle — this observable transformation is the conceptual core of the lesson.</w:t>
+              <w:t xml:space="preserve">Learners measured the base, perpendicular height, and/or diagonals of four quadrilateral cut-outs (parallelogram shaped like an iron-sheet rooftop panel, rhombus, trapezium shaped like a Kericho tea-farm terrace cross-section, and kite). They physically rearranged a parallelogram into a rectangle and dissected a trapezium into two triangles.</w:t>
             </w:r>
           </w:p>
         </w:tc>
@@ -745,7 +745,7 @@
                 <w:sz w:val="18"/>
                 <w:szCs w:val="18"/>
               </w:rPr>
-              <w:t xml:space="preserve">Students derived and recorded four area formulae: (1) Parallelogram: A = bh, where h is the perpendicular height between the parallel sides — not the slant side. (2) Rhombus: A = ½d₁d₂, where d₁ and d₂ are the two diagonals that bisect each other at right angles. (3) Trapezium: A = ½(a + b)h, where a and b are the two parallel sides and h is the perpendicular distance between them. (4) Kite: A = ½d₁d₂, where d₁ and d₂ are the diagonals (one of which is the axis of symmetry). Teacher note: students often confuse the slant height with the perpendicular height for the parallelogram and trapezium — use a red pen to mark h explicitly on all diagrams.</w:t>
+              <w:t xml:space="preserve">Learners derived and applied the four area formulae: parallelogram A = bh; rhombus A = ½d₁d₂; trapezium A = ½(a+b)h; kite A = ½d₁d₂. They learned that the perpendicular height (not the slant side) must be used in the parallelogram and trapezium formulae, and that the rhombus and kite share a formula because both are fully determined by their two diagonals.</w:t>
             </w:r>
           </w:p>
         </w:tc>
@@ -777,7 +777,7 @@
                 <w:sz w:val="18"/>
                 <w:szCs w:val="18"/>
               </w:rPr>
-              <w:t xml:space="preserve">Each formula is explained by decomposition into triangles or rectangles: the parallelogram rearranges into a rectangle (A = bh); the rhombus and kite split into four right triangles whose combined area gives ½d₁d₂; the trapezium is the sum of two triangles sharing the same height, with bases a and b, giving ½ah + ½bh = ½(a+b)h. Teachers should connect each formula back to the Kericho plot: if a community decides to subdivide the land into a trapezoidal plot for a family and a parallelogram plot for a cooperative, both areas can now be calculated precisely. Pedagogical note: ask students, 'Which formula would you use if you only had a measuring tape and could only measure the diagonals?' — this highlights the practical value of the rhombus/kite formula for irregular land measurement.</w:t>
+              <w:t xml:space="preserve">Learners explained that each quadrilateral formula is derived by linking the shape to a rectangle or pair of triangles whose areas are already known. They applied the formulae to calculate the floor area of a parallelogram-shaped cattle pen in Naivasha and the cross-sectional area of a trapezoidal tea terrace in Kericho, and they updated their decomposition model of the seven-sided Kericho community land plot to include quadrilateral sub-regions alongside triangles.</w:t>
             </w:r>
           </w:p>
         </w:tc>
@@ -830,7 +830,7 @@
                 <w:sz w:val="18"/>
                 <w:szCs w:val="18"/>
               </w:rPr>
-              <w:t xml:space="preserve">Pentagons and Hexagons — Decomposing the Kericho Plot's Neighbouring Parcels</w:t>
+              <w:t xml:space="preserve">Trigonometric Area of Triangles — When the Height Is Hidden</w:t>
             </w:r>
           </w:p>
         </w:tc>
@@ -862,7 +862,7 @@
                 <w:sz w:val="18"/>
                 <w:szCs w:val="18"/>
               </w:rPr>
-              <w:t xml:space="preserve">Students examined scaled diagrams of a pentagonal plot (representing a five-sided community garden near Kericho) and a hexagonal plot (representing a six-sided cooperative farm). They were challenged to find the area without a new formula. Using rulers and pencils, students drew diagonals from one chosen vertex to all non-adjacent vertices, observing that the pentagon split into exactly 3 triangles and the hexagon into exactly 4 triangles. Teacher note: circulate and ensure students draw diagonals from a SINGLE vertex — this is the key constraint of the triangulation method. Record on the board: pentagon (5 sides) → 3 triangles; hexagon (6 sides) → 4 triangles. Ask: 'Do you see a pattern between the number of sides and the number of triangles?'</w:t>
+              <w:t xml:space="preserve">Learners observed that a triangle with two known sides (5 m and 7 m) and a known included angle (58°) has a 'hidden' perpendicular height that cannot be measured directly. By drawing the height and applying the sine ratio, they saw that h = a sin C, which when substituted into A = ½bh produces the formula A = ½ab sin C. They verified this formula numerically using both a scientific calculator and mathematical tables, confirming that the area of the Kisumu solar panel triangle is approximately 14.84 m².</w:t>
             </w:r>
           </w:p>
         </w:tc>
@@ -894,7 +894,7 @@
                 <w:sz w:val="18"/>
                 <w:szCs w:val="18"/>
               </w:rPr>
-              <w:t xml:space="preserve">Students learned that any convex polygon with n sides can be decomposed into (n − 2) non-overlapping triangles by drawing diagonals from one interior vertex to all other non-adjacent vertices. For a pentagon: 5 − 2 = 3 triangles; for a hexagon: 6 − 2 = 4 triangles. The total area is the sum of all individual triangle areas: A = ½b₁h₁ + ½b₂h₂ + … + ½b₍ₙ₋₂₎h₍ₙ₋₂₎. Students also learned the formula for a REGULAR polygon: A = ½ × perimeter × apothem, where the apothem is the perpendicular distance from the centre to the midpoint of any side. Teacher note: for the regular hexagon specifically, A = (3√3/2)s², where s is the side length — worth noting as a shortcut for regular hexagonal plots.</w:t>
+              <w:t xml:space="preserve">The formula A = ½ab sin C gives the area of any triangle when two side lengths (a and b) and the included angle (C) are known — even when the perpendicular height cannot be measured. This formula is derived directly from A = ½bh by substituting h = a sin C, so it is not a new rule but an extension of the foundational triangle area formula. A sine value can be found using either a scientific calculator or mathematical tables, and both methods should give the same result.</w:t>
             </w:r>
           </w:p>
         </w:tc>
@@ -926,7 +926,7 @@
                 <w:sz w:val="18"/>
                 <w:szCs w:val="18"/>
               </w:rPr>
-              <w:t xml:space="preserve">The (n − 2) triangle rule is explained by the fact that each diagonal drawn from one vertex 'uses up' one triangle without creating a new side count, and the two boundary sides of the polygon form the final triangle. Teachers should draw the general case on the board, labelling vertices V₁ through Vₙ and showing diagonals from V₁. In the Kericho context: a pentagonal community hall floor with sides and measured heights gives a precise area by summing three triangles — no new formula needed beyond A = ½bh. Pedagogical note: explicitly connect this lesson to Lesson 1 — 'We are still using the triangle area formula from Day 1; we are just applying it more times.' This reinforces the cumulative model and prepares students for heptagons, octagons, and irregular polygons in later lessons.</w:t>
+              <w:t xml:space="preserve">The Kericho land plot is decomposed into five triangles. Some of these triangles will have a perpendicular height that is difficult or impossible to measure directly from the boundary drawing — but the side lengths and angles between them CAN be read from the scaled diagram. The formula A = ½ab sin C means that EVERY triangle in the decomposed polygon can now be solved, regardless of whether its height is accessible. This removes the last remaining barrier to calculating the total area of the Kericho plot and dividing it fairly among the three farming families.</w:t>
             </w:r>
           </w:p>
         </w:tc>
@@ -1011,7 +1011,7 @@
                 <w:sz w:val="18"/>
                 <w:szCs w:val="18"/>
               </w:rPr>
-              <w:t xml:space="preserve">Students were given a scaled diagram of a heptagonal (seven-sided) land plot representing an extended section of the Kericho community land. They drew diagonals from one chosen vertex and observed the plot splitting into exactly five non-overlapping triangles (7 − 2 = 5). They measured the base and perpendicular height of each triangle using a ruler and protractor. Teacher note: some students will choose different starting vertices — show that the total area remains the same regardless of which vertex is chosen, reinforcing that decomposition is a strategy, not a rigid procedure. Record all five base–height pairs on the board before any calculation begins.</w:t>
+              <w:t xml:space="preserve">Learners used rulers and triangular card cut-outs to decompose a scaled drawing of the seven-sided Kericho community land plot into five non-overlapping triangles, measuring each triangle's base and perpendicular height.</w:t>
             </w:r>
           </w:p>
         </w:tc>
@@ -1043,7 +1043,7 @@
                 <w:sz w:val="18"/>
                 <w:szCs w:val="18"/>
               </w:rPr>
-              <w:t xml:space="preserve">Students learned that the area of a heptagon equals the sum of the areas of five non-overlapping triangles formed by drawing diagonals from one interior vertex: A = ½b₁h₁ + ½b₂h₂ + ½b₃h₃ + ½b₄h₄ + ½b₅h₅. They practised measuring perpendicular heights carefully, distinguishing them from slant sides. They also confirmed the general rule from Lesson 3: an n-sided polygon always yields (n − 2) triangles. Teacher note: a common error is measuring the slant diagonal instead of the perpendicular height of each triangle — colour-code each triangle and its height in a different colour to reduce confusion.</w:t>
+              <w:t xml:space="preserve">The area of a heptagon equals the sum of the areas of five non-overlapping triangles formed by drawing diagonals from one interior vertex: A = ½b₁h₁ + ½b₂h₂ + ½b₃h₃ + ½b₄h₄ + ½b₅h₅. In general, any n-gon can be decomposed into (n – 2) triangles.</w:t>
             </w:r>
           </w:p>
         </w:tc>
@@ -1075,7 +1075,7 @@
                 <w:sz w:val="18"/>
                 <w:szCs w:val="18"/>
               </w:rPr>
-              <w:t xml:space="preserve">The heptagon area calculation is explained as a direct extension of the triangulation principle established in Lessons 1 and 3. There is no new formula — only a repeated application of A = ½bh across five triangles. Teachers should reinforce this explicitly: 'We have not learned a new formula today; we have learned that one powerful formula (A = ½bh) can unlock the area of any polygon when combined with decomposition.' In the Kericho driving question context: if the full community land plot is heptagonal, students can now calculate its total area and begin thinking about how to subdivide it fairly — connecting directly to the unit's central problem. Pedagogical note: ask, 'If you added an eighth side to this plot, how many triangles would you need?' to pre-load the octagon lesson.</w:t>
+              <w:t xml:space="preserve">Any polygon — no matter how many sides — can be broken into (n – 2) non-overlapping triangles, so its area can always be calculated using the triangle area formula. This means the Kericho community can calculate the exact area of their irregular seven-sided plot and divide it fairly among the three farming families.</w:t>
             </w:r>
           </w:p>
         </w:tc>
@@ -1160,7 +1160,7 @@
                 <w:sz w:val="18"/>
                 <w:szCs w:val="18"/>
               </w:rPr>
-              <w:t xml:space="preserve">Students examined a scaled plan of a regular octagonal courtyard design from a Mombasa coastal hotel. They first decomposed it into six triangles using the diagonal-from-one-vertex method (8 − 2 = 6), measuring each triangle's base and height. They then observed a second method: the teacher demonstrated dividing the octagon into 8 congruent isosceles triangles from the centre point, each with base equal to one side length (s) and height equal to the apothem (a). Students compared the two methods and verified they gave identical total areas. Teacher note: the dual-method comparison is the pedagogical centrepiece — it shows students that mathematical flexibility (choosing the most efficient method) is a problem-solving skill.</w:t>
+              <w:t xml:space="preserve">Students observed that a regular octagon drawn to scale (side = 3 m) can be divided into eight congruent isosceles triangles by drawing lines from the centre O to each vertex. They measured the central angle of each triangle as 45° (confirming 360° ÷ 8 = 45°) and measured the apothem from the scale diagram to use in the triangle area calculation.</w:t>
             </w:r>
           </w:p>
         </w:tc>
@@ -1192,7 +1192,7 @@
                 <w:sz w:val="18"/>
                 <w:szCs w:val="18"/>
               </w:rPr>
-              <w:t xml:space="preserve">Students learned two equivalent methods for finding the area of a regular octagon: (a) Triangulation from one vertex: decompose into 6 triangles, sum their areas. (b) Centre-triangle method: decompose into 8 congruent isosceles triangles, A = 8 × (½ × s × a), which simplifies to A = ½ × perimeter × apothem = ½Pa. They also learned the direct formula for a regular octagon with side length s: A = 2(1 + √2)s². Teacher note: the formula A = ½Pa (half the perimeter times the apothem) works for ANY regular polygon — flag this as a generalisation students should memorise and connect back to the regular hexagon from Lesson 3.</w:t>
+              <w:t xml:space="preserve">Students learned that the area of a regular octagon can be determined by two equivalent methods: (a) decomposing it into 8 isosceles triangles and summing their areas using A_triangle = ½ × base × height; and (b) applying the direct formula A = 2(1 + √2)s². They learned that the formula is derived from the decomposition method, not a separate rule. They also learned how to calculate tile quantities (including 10% wastage allowance) and total material cost in Kenyan Shillings from an area calculation.</w:t>
             </w:r>
           </w:p>
         </w:tc>
@@ -1224,7 +1224,7 @@
                 <w:sz w:val="18"/>
                 <w:szCs w:val="18"/>
               </w:rPr>
-              <w:t xml:space="preserve">The formula A = ½Pa is explained by the fact that each of the n central triangles has area ½ × s × a, and summing n such triangles gives n × ½sa = ½ × (ns) × a = ½Pa, since ns = perimeter. Teachers should write this derivation step by step on the board. In the Mombasa context: if the courtyard has side length 3 m, its perimeter is 24 m; if the apothem is approximately 3.62 m, then A = ½ × 24 × 3.62 ≈ 43.4 m². Connect to Kericho: 'If the community wanted to build an octagonal meeting hall on part of the Kericho plot, we can now calculate exactly how much land it would occupy.' Pedagogical note: ensure students understand that the apothem is always perpendicular to the side — this is the same perpendicular-height principle from Lesson 1 appearing in a new form.</w:t>
+              <w:t xml:space="preserve">Students explained that the regular octagon's area formula A = 2(1 + √2)s² emerges directly from multiplying the area of one isosceles triangle by eight, and that this decomposition-into-triangles strategy is the same strategy used for every polygon in the lesson sequence (triangles, quadrilaterals, heptagons, octagons). They explained that the same principle — decomposing any polygon into triangles from an interior point — will work for the irregular seven-sided Kericho community land plot, regardless of its irregular side lengths and angles.</w:t>
             </w:r>
           </w:p>
         </w:tc>
@@ -1309,7 +1309,7 @@
                 <w:sz w:val="18"/>
                 <w:szCs w:val="18"/>
               </w:rPr>
-              <w:t xml:space="preserve">Students were given a scaled map of an irregularly shaped school shamba (farm plot) at a secondary school in Nakuru. The plot had eight sides of different lengths and no right angles. Students identified one reference vertex and drew diagonals to all non-adjacent vertices, observing that the shamba decomposed into exactly six (8 − 2) non-overlapping triangles. They measured each triangle's base and used a set-square to construct and measure the perpendicular height. Teacher note: this is the first time students work with a fully irregular polygon where no sides are equal and no angles are standard. Expect difficulty in measuring perpendicular heights accurately — remind students to extend the base line if the foot of the perpendicular falls outside the triangle (obtuse triangles).</w:t>
+              <w:t xml:space="preserve">Learners worked with a scaled diagram of a five-sided irregular polygon representing the boundary of a school shamba near Nakuru. They drew three non-overlapping triangles inside the pentagon by connecting vertex A to all non-adjacent vertices, measured each triangle's base and perpendicular height using rulers and set squares, computed each triangle's area using A = ½bh, converted from cm² to m² using the squared scale factor (1 cm² = 16 m²), and summed the three triangle areas to find the total shamba area. Groups posted their totals on the Evidence Wall and observed that different groups obtained different answers for the same shape.</w:t>
             </w:r>
           </w:p>
         </w:tc>
@@ -1341,7 +1341,7 @@
                 <w:sz w:val="18"/>
                 <w:szCs w:val="18"/>
               </w:rPr>
-              <w:t xml:space="preserve">Students learned that any irregular polygon with n sides can be divided into exactly (n − 2) non-overlapping triangles by drawing diagonals from one reference vertex to all non-adjacent vertices, and that this method works regardless of how irregular the shape is. Total area = sum of all (n − 2) triangle areas. They also learned a practical surveying strategy used in Kenyan land measurement: labelling vertices systematically (A, B, C, …), recording all base and height measurements in a table before calculating, and summing triangle areas carefully to avoid omissions. Teacher note: the table method is a key organisational skill — model it explicitly on the board and require students to use it in their written work.</w:t>
+              <w:t xml:space="preserve">Any irregular polygon with n sides can be divided into exactly (n−2) non-overlapping triangles by drawing diagonals from one reference vertex to all non-adjacent vertices. The total area of the polygon equals the sum of the areas of these triangles (A = ½b₁h₁ + ½b₂h₂ + … + ½b_{n-2}h_{n-2}). When working from a scale diagram, areas must be converted using the square of the linear scale factor (if 1 cm represents k metres, then 1 cm² represents k² square metres). Discrepancies between group results arise from measurement error or incorrect perpendicular height identification, not from the method itself. The coordinate (shoelace) formula provides an alternative verification method used by professional surveyors.</w:t>
             </w:r>
           </w:p>
         </w:tc>
@@ -1373,7 +1373,7 @@
                 <w:sz w:val="18"/>
                 <w:szCs w:val="18"/>
               </w:rPr>
-              <w:t xml:space="preserve">The universality of the triangulation method for irregular polygons is explained by the mathematical fact that any polygon (convex or concave, regular or irregular) can be triangulated, and the triangle is the simplest polygon whose area formula is exact and well-defined. Teachers should contrast this with the grid-counting method from Lesson 1: 'Grid counting was approximate and depended on the grid size; triangulation gives us an exact answer using only a ruler and the formula A = ½bh.' In the Nakuru context: accurate land area is legally important for school land registration with county governments — making the mathematics directly relevant to Kenyan civic life. Connect to driving question: 'We now have the tool to handle the Kericho plot no matter what shape it is. What do we do if the plot is made up of several different shapes joined together?' — pre-loading Lesson 7.</w:t>
+              <w:t xml:space="preserve">The triangulation method works for ANY polygon — regular or irregular, regardless of the number of sides — because every polygon can be decomposed into non-overlapping triangles, and we already know how to find the area of a triangle. This means the method discovered today can be applied directly to the seven-sided Kericho community plot: by drawing five diagonals from one vertex, we create five triangles whose areas sum to the total plot area, giving the village elder the precise measurement needed to divide the land fairly among the three farming families.</w:t>
             </w:r>
           </w:p>
         </w:tc>
@@ -1458,7 +1458,7 @@
                 <w:sz w:val="18"/>
                 <w:szCs w:val="18"/>
               </w:rPr>
-              <w:t xml:space="preserve">Students received a composite diagram of the full Kericho community land plot, which combined a trapezoidal section, a rectangular section, and a triangular section joined together. They also examined a floor-plan design problem: a Nairobi architect's plan for a community centre whose floor combined a regular hexagonal hall and a rectangular entrance lobby. Students identified component shapes within each composite figure and observed that the shapes shared boundary lines but did not overlap. Teacher note: some students will attempt to use a single formula for the whole composite — guide them with the question, 'Is there a single polygon formula that covers this entire shape?' to surface the need for decomposition.</w:t>
+              <w:t xml:space="preserve">Learners solved two composite polygon problems (an L-shaped school building footprint and a pentagonal community garden with a rectangular section removed) using both additive and subtractive area strategies, recording their working in a structured three-column evidence table and confirming that two different decompositions of the L-shape yield the same total area.</w:t>
             </w:r>
           </w:p>
         </w:tc>
@@ -1490,7 +1490,7 @@
                 <w:sz w:val="18"/>
                 <w:szCs w:val="18"/>
               </w:rPr>
-              <w:t xml:space="preserve">Students learned that the area of any composite polygon equals the sum of the areas of its non-overlapping component shapes (addition method), or, where a shape is a larger polygon with a piece removed, equals the area of the larger shape minus the area of the removed piece (subtraction method). They applied both methods: addition for the Kericho land plot (trapezium + rectangle + triangle) and subtraction for a design problem (rectangle minus a triangular cut-out). They also practised the full Kericho land-division problem: calculating the total area, then determining how to divide it into equal or proportional sub-plots for different community groups. Teacher note: connect to proportional reasoning — if one family is entitled to 40% of the plot, how many square metres is that?</w:t>
+              <w:t xml:space="preserve">Learners consolidated the principle that the area of any composite polygon equals the sum of its component standard-polygon areas, or a whole area minus a removed section — expressed as Area(composite) = Σ Area(components) ± Area(removed section) — and that this principle applies regardless of which valid decomposition strategy is chosen.</w:t>
             </w:r>
           </w:p>
         </w:tc>
@@ -1522,7 +1522,7 @@
                 <w:sz w:val="18"/>
                 <w:szCs w:val="18"/>
               </w:rPr>
-              <w:t xml:space="preserve">The composite-area principle is explained by the additive property of area: if two regions do not overlap, the area of their union equals the sum of their individual areas. This is a foundational geometric property, not a new formula. Teachers should draw a Venn-style area diagram to show non-overlapping regions summing to a total. In the Kericho driving question context: this lesson is the direct solution lesson — students calculate the exact total area of the community land plot and produce a fair-division plan with justified area calculations for each sub-plot. Pedagogical note: require students to present their division plan as a scaled diagram with area labels, simulating the kind of document a Kenyan land surveyor would produce for the county land registry.</w:t>
+              <w:t xml:space="preserve">Learners applied their full polygon-area toolkit (Lessons 1–7) to the anchoring phenomenon: they decomposed the Kericho seven-sided community plot into standard shapes, calculated the total area, divided it equally into three parts for the Wanjiku, Otieno, and Kosgei farming families, and produced a labelled diagram with a written justification of the fair division, preparing a complete solution for community presentation in Lesson 8.</w:t>
             </w:r>
           </w:p>
         </w:tc>
@@ -1607,7 +1607,7 @@
                 <w:sz w:val="18"/>
                 <w:szCs w:val="18"/>
               </w:rPr>
-              <w:t xml:space="preserve">Students reviewed all entries on the Driving Question Board accumulated across Lessons 1–7 and identified which questions had been answered, which had evolved, and which remained open. They displayed their cumulative polygon area models — revised diagrams showing the progression from triangle → quadrilaterals → pentagons/hexagons → heptagons → octagons → irregular polygons → composite polygons. They also observed peer groups' final Kericho land-division proposals and compared different decomposition strategies that yielded the same total area. Teacher note: the DQB review is a metacognitive milestone — explicitly ask students, 'How has your answer to the driving question changed from Lesson 1 to today?' Record representative responses on the board.</w:t>
+              <w:t xml:space="preserve">Groups presented their annotated decomposition diagrams of the seven-sided Kericho heptagonal plot, showing how they split it into triangles and quadrilaterals, computed sub-areas using known formulae, and proposed boundary lines dividing the total area equally among three farming families. Multiple valid decomposition strategies were compared and shown to produce equivalent total areas.</w:t>
             </w:r>
           </w:p>
         </w:tc>
@@ -1639,7 +1639,7 @@
                 <w:sz w:val="18"/>
                 <w:szCs w:val="18"/>
               </w:rPr>
-              <w:t xml:space="preserve">Students synthesised the unit's central learning: any polygon — no matter how many sides or how irregular — can be decomposed into triangles and quadrilaterals whose areas can be calculated using A = ½bh (triangle), A = bh (parallelogram), A = ½(a+b)h (trapezium), A = ½d₁d₂ (rhombus/kite), and A = ½Pa (regular polygon). The total area of any polygon, including composite and irregular ones, is the sum of its component areas. Students also learned to present a complete, justified land-division solution: scaled diagram, area calculations, fair-division rationale, and a summary statement answering the driving question. Teacher note: the summary statement is an assessment of conceptual understanding — look for students who can articulate WHY triangulation works, not just HOW to perform it.</w:t>
+              <w:t xml:space="preserve">Any polygon — no matter how many sides or how irregular — can be decomposed into triangles and quadrilaterals whose areas can be calculated using known formulae. The total area equals the sum of the parts. This principle, together with the formulae for all polygon types, gives us a complete toolkit to solve any land-area problem in Kenya or beyond.</w:t>
             </w:r>
           </w:p>
         </w:tc>
@@ -1671,7 +1671,7 @@
                 <w:sz w:val="18"/>
                 <w:szCs w:val="18"/>
               </w:rPr>
-              <w:t xml:space="preserve">The full explanatory model is: (1) Identify the polygon type; (2) If standard, apply the appropriate formula directly; (3) If irregular or composite, decompose into triangles (and standard quadrilaterals where efficient); (4) Calculate each component area using A = ½bh or the appropriate quadrilateral formula; (5) Sum all component areas for the total. This model answers the driving question completely: we can calculate the area of ANY polygon by reducing it to triangles — the most fundamental polygon — and applying one core formula. Teachers should close the unit by returning to the very first Kericho diagram from Lesson 1 and showing how the class's answer has become precise, justified, and generalisable. Pedagogical note: celebrate the progression from 'rough grid estimate' to 'exact, professionally presented land-division plan' as evidence of genuine mathematical growth across the unit.</w:t>
+              <w:t xml:space="preserve">We resolved the driving question: the Kericho community land plot has a calculable total area found by decomposition, and it can be divided fairly among three families by allocating boundary lines so that each section equals exactly one-third of the total area. The 'Area of Polygons Toolkit' poster and DQB resolution show that every question raised in Lesson 1 has now been answered through eight lessons of investigation.</w:t>
             </w:r>
           </w:p>
         </w:tc>
@@ -1795,7 +1795,7 @@
         </w:rPr>
         <w:t xml:space="preserve">© 2026 SeaVuria and ARES. This work is licensed under a </w:t>
       </w:r>
-      <w:hyperlink w:history="1" r:id="rIdrrjrescirakwzge2rbb6z">
+      <w:hyperlink w:history="1" r:id="rIdaylihaftzxti1qd40a1ko">
         <w:r>
           <w:rPr>
             <w:rFonts w:ascii="Arial" w:cs="Arial" w:eastAsia="Arial" w:hAnsi="Arial"/>
@@ -1815,7 +1815,7 @@
         </w:rPr>
         <w:t xml:space="preserve"> (</w:t>
       </w:r>
-      <w:hyperlink w:history="1" r:id="rId60bhd8tvsnerm3mxvegxj">
+      <w:hyperlink w:history="1" r:id="rId7-zkj80jetfetneo4roo-">
         <w:r>
           <w:rPr>
             <w:rFonts w:ascii="Arial" w:cs="Arial" w:eastAsia="Arial" w:hAnsi="Arial"/>
@@ -1835,7 +1835,7 @@
         </w:rPr>
         <w:t xml:space="preserve">). To view a copy of this license, visit </w:t>
       </w:r>
-      <w:hyperlink w:history="1" r:id="rIdgy3ztkd6zh7rj8hirmauw">
+      <w:hyperlink w:history="1" r:id="rIdt5hwkpdkrfz0sf2anpopb">
         <w:r>
           <w:rPr>
             <w:rFonts w:ascii="Arial" w:cs="Arial" w:eastAsia="Arial" w:hAnsi="Arial"/>

--- a/data/outputs/v2/Core_Mathematics/SS2.5_Area_of_Polygons/Core_Mathematics_Area_of_Polygons_SummaryTable.docx
+++ b/data/outputs/v2/Core_Mathematics/SS2.5_Area_of_Polygons/Core_Mathematics_Area_of_Polygons_SummaryTable.docx
@@ -1373,7 +1373,7 @@
                 <w:sz w:val="18"/>
                 <w:szCs w:val="18"/>
               </w:rPr>
-              <w:t xml:space="preserve">The triangulation method works for ANY polygon — regular or irregular, regardless of the number of sides — because every polygon can be decomposed into non-overlapping triangles, and we already know how to find the area of a triangle. This means the method discovered today can be applied directly to the seven-sided Kericho community plot: by drawing five diagonals from one vertex, we create five triangles whose areas sum to the total plot area, giving the village elder the precise measurement needed to divide the land fairly among the three farming families.</w:t>
+              <w:t xml:space="preserve">The triangulation method works for ANY polygon — regular or irregular, regardless of the number of sides — because every polygon can be decomposed into non-overlapping triangles, and we already know how to find the area of a triangle. This means the method discovered today can be applied directly to the seven-sided Kericho community plot: by drawing four diagonals from one vertex, we create five triangles whose areas sum to the total plot area, giving the village elder the precise measurement needed to divide the land fairly among the three farming families.</w:t>
             </w:r>
           </w:p>
         </w:tc>
@@ -1522,7 +1522,7 @@
                 <w:sz w:val="18"/>
                 <w:szCs w:val="18"/>
               </w:rPr>
-              <w:t xml:space="preserve">Learners applied their full polygon-area toolkit (Lessons 1–7) to the anchoring phenomenon: they decomposed the Kericho seven-sided community plot into standard shapes, calculated the total area, divided it equally into three parts for the Wanjiku, Otieno, and Kosgei farming families, and produced a labelled diagram with a written justification of the fair division, preparing a complete solution for community presentation in Lesson 8.</w:t>
+              <w:t xml:space="preserve">Learners applied their full polygon-area toolkit (Lessons 1–7) to the anchoring phenomenon: they decomposed the Kericho seven-sided community plot into standard shapes, calculated the total area, divided it equally into three parts for the Chepkemoi, Mwangi, and Otieno farming families, and produced a labelled diagram with a written justification of the fair division, preparing a complete solution for community presentation in Lesson 8.</w:t>
             </w:r>
           </w:p>
         </w:tc>
@@ -1795,7 +1795,7 @@
         </w:rPr>
         <w:t xml:space="preserve">© 2026 SeaVuria and ARES. This work is licensed under a </w:t>
       </w:r>
-      <w:hyperlink w:history="1" r:id="rIdaylihaftzxti1qd40a1ko">
+      <w:hyperlink w:history="1" r:id="rIdbd5wxzmg_nvodoz3ngl0d">
         <w:r>
           <w:rPr>
             <w:rFonts w:ascii="Arial" w:cs="Arial" w:eastAsia="Arial" w:hAnsi="Arial"/>
@@ -1815,7 +1815,7 @@
         </w:rPr>
         <w:t xml:space="preserve"> (</w:t>
       </w:r>
-      <w:hyperlink w:history="1" r:id="rId7-zkj80jetfetneo4roo-">
+      <w:hyperlink w:history="1" r:id="rIdpyn8glqcralaskkjb5c-8">
         <w:r>
           <w:rPr>
             <w:rFonts w:ascii="Arial" w:cs="Arial" w:eastAsia="Arial" w:hAnsi="Arial"/>
@@ -1835,7 +1835,7 @@
         </w:rPr>
         <w:t xml:space="preserve">). To view a copy of this license, visit </w:t>
       </w:r>
-      <w:hyperlink w:history="1" r:id="rIdt5hwkpdkrfz0sf2anpopb">
+      <w:hyperlink w:history="1" r:id="rIdpphgczo7mtocdszp_wqyd">
         <w:r>
           <w:rPr>
             <w:rFonts w:ascii="Arial" w:cs="Arial" w:eastAsia="Arial" w:hAnsi="Arial"/>

--- a/data/outputs/v2/Core_Mathematics/SS2.5_Area_of_Polygons/Core_Mathematics_Area_of_Polygons_SummaryTable.docx
+++ b/data/outputs/v2/Core_Mathematics/SS2.5_Area_of_Polygons/Core_Mathematics_Area_of_Polygons_SummaryTable.docx
@@ -1795,7 +1795,7 @@
         </w:rPr>
         <w:t xml:space="preserve">© 2026 SeaVuria and ARES. This work is licensed under a </w:t>
       </w:r>
-      <w:hyperlink w:history="1" r:id="rIdbd5wxzmg_nvodoz3ngl0d">
+      <w:hyperlink w:history="1" r:id="rIdgvtnwlxzh72c1yiwqtseg">
         <w:r>
           <w:rPr>
             <w:rFonts w:ascii="Arial" w:cs="Arial" w:eastAsia="Arial" w:hAnsi="Arial"/>
@@ -1815,7 +1815,7 @@
         </w:rPr>
         <w:t xml:space="preserve"> (</w:t>
       </w:r>
-      <w:hyperlink w:history="1" r:id="rIdpyn8glqcralaskkjb5c-8">
+      <w:hyperlink w:history="1" r:id="rId0_j0udgompkc-l3f4f7rf">
         <w:r>
           <w:rPr>
             <w:rFonts w:ascii="Arial" w:cs="Arial" w:eastAsia="Arial" w:hAnsi="Arial"/>
@@ -1835,7 +1835,7 @@
         </w:rPr>
         <w:t xml:space="preserve">). To view a copy of this license, visit </w:t>
       </w:r>
-      <w:hyperlink w:history="1" r:id="rIdpphgczo7mtocdszp_wqyd">
+      <w:hyperlink w:history="1" r:id="rIdbp_cf6vf71prsce7hcbtp">
         <w:r>
           <w:rPr>
             <w:rFonts w:ascii="Arial" w:cs="Arial" w:eastAsia="Arial" w:hAnsi="Arial"/>

--- a/data/outputs/v2/Core_Mathematics/SS2.5_Area_of_Polygons/Core_Mathematics_Area_of_Polygons_SummaryTable.docx
+++ b/data/outputs/v2/Core_Mathematics/SS2.5_Area_of_Polygons/Core_Mathematics_Area_of_Polygons_SummaryTable.docx
@@ -1795,7 +1795,7 @@
         </w:rPr>
         <w:t xml:space="preserve">© 2026 SeaVuria and ARES. This work is licensed under a </w:t>
       </w:r>
-      <w:hyperlink w:history="1" r:id="rIdgvtnwlxzh72c1yiwqtseg">
+      <w:hyperlink w:history="1" r:id="rIdbeoqdceuy86fvd50-4x_f">
         <w:r>
           <w:rPr>
             <w:rFonts w:ascii="Arial" w:cs="Arial" w:eastAsia="Arial" w:hAnsi="Arial"/>
@@ -1815,7 +1815,7 @@
         </w:rPr>
         <w:t xml:space="preserve"> (</w:t>
       </w:r>
-      <w:hyperlink w:history="1" r:id="rId0_j0udgompkc-l3f4f7rf">
+      <w:hyperlink w:history="1" r:id="rIdzwfuvsrv8bkul1eaxq8no">
         <w:r>
           <w:rPr>
             <w:rFonts w:ascii="Arial" w:cs="Arial" w:eastAsia="Arial" w:hAnsi="Arial"/>
@@ -1835,7 +1835,7 @@
         </w:rPr>
         <w:t xml:space="preserve">). To view a copy of this license, visit </w:t>
       </w:r>
-      <w:hyperlink w:history="1" r:id="rIdbp_cf6vf71prsce7hcbtp">
+      <w:hyperlink w:history="1" r:id="rIdcdbf0i0xteeau2msqkabi">
         <w:r>
           <w:rPr>
             <w:rFonts w:ascii="Arial" w:cs="Arial" w:eastAsia="Arial" w:hAnsi="Arial"/>

--- a/data/outputs/v2/Core_Mathematics/SS2.5_Area_of_Polygons/Core_Mathematics_Area_of_Polygons_SummaryTable.docx
+++ b/data/outputs/v2/Core_Mathematics/SS2.5_Area_of_Polygons/Core_Mathematics_Area_of_Polygons_SummaryTable.docx
@@ -1795,7 +1795,7 @@
         </w:rPr>
         <w:t xml:space="preserve">© 2026 SeaVuria and ARES. This work is licensed under a </w:t>
       </w:r>
-      <w:hyperlink w:history="1" r:id="rIdbeoqdceuy86fvd50-4x_f">
+      <w:hyperlink w:history="1" r:id="rIdqg5qxtwwtyqx2_lryvht-">
         <w:r>
           <w:rPr>
             <w:rFonts w:ascii="Arial" w:cs="Arial" w:eastAsia="Arial" w:hAnsi="Arial"/>
@@ -1815,7 +1815,7 @@
         </w:rPr>
         <w:t xml:space="preserve"> (</w:t>
       </w:r>
-      <w:hyperlink w:history="1" r:id="rIdzwfuvsrv8bkul1eaxq8no">
+      <w:hyperlink w:history="1" r:id="rIdk-6lrfiqamm4roj1xkcp4">
         <w:r>
           <w:rPr>
             <w:rFonts w:ascii="Arial" w:cs="Arial" w:eastAsia="Arial" w:hAnsi="Arial"/>
@@ -1835,7 +1835,7 @@
         </w:rPr>
         <w:t xml:space="preserve">). To view a copy of this license, visit </w:t>
       </w:r>
-      <w:hyperlink w:history="1" r:id="rIdcdbf0i0xteeau2msqkabi">
+      <w:hyperlink w:history="1" r:id="rIdwd8cmmv5hkln9fd_2aaxl">
         <w:r>
           <w:rPr>
             <w:rFonts w:ascii="Arial" w:cs="Arial" w:eastAsia="Arial" w:hAnsi="Arial"/>

--- a/data/outputs/v2/Core_Mathematics/SS2.5_Area_of_Polygons/Core_Mathematics_Area_of_Polygons_SummaryTable.docx
+++ b/data/outputs/v2/Core_Mathematics/SS2.5_Area_of_Polygons/Core_Mathematics_Area_of_Polygons_SummaryTable.docx
@@ -4,6 +4,7 @@
   <w:body>
     <w:p>
       <w:pPr>
+        <w:keepNext w:val="false"/>
         <w:spacing w:after="30" w:before="0"/>
         <w:jc w:val="center"/>
       </w:pPr>
@@ -23,6 +24,7 @@
     </w:p>
     <w:p>
       <w:pPr>
+        <w:keepNext w:val="false"/>
         <w:spacing w:after="60" w:before="0"/>
         <w:jc w:val="center"/>
       </w:pPr>
@@ -81,6 +83,7 @@
           </w:tcPr>
           <w:p>
             <w:pPr>
+              <w:keepNext w:val="false"/>
               <w:spacing w:after="40" w:before="0"/>
               <w:jc w:val="center"/>
             </w:pPr>
@@ -115,6 +118,7 @@
           </w:tcPr>
           <w:p>
             <w:pPr>
+              <w:keepNext w:val="false"/>
               <w:spacing w:after="40" w:before="0"/>
               <w:jc w:val="left"/>
             </w:pPr>
@@ -147,6 +151,7 @@
           </w:tcPr>
           <w:p>
             <w:pPr>
+              <w:keepNext w:val="false"/>
               <w:spacing w:after="40" w:before="0"/>
               <w:jc w:val="left"/>
             </w:pPr>
@@ -181,6 +186,7 @@
           </w:tcPr>
           <w:p>
             <w:pPr>
+              <w:keepNext w:val="false"/>
               <w:spacing w:after="40" w:before="0"/>
               <w:jc w:val="left"/>
             </w:pPr>
@@ -213,6 +219,7 @@
           </w:tcPr>
           <w:p>
             <w:pPr>
+              <w:keepNext w:val="false"/>
               <w:spacing w:after="40" w:before="0"/>
               <w:jc w:val="left"/>
             </w:pPr>
@@ -273,6 +280,7 @@
           </w:tcPr>
           <w:p>
             <w:pPr>
+              <w:keepNext w:val="false"/>
               <w:spacing w:after="40" w:before="0"/>
               <w:jc w:val="center"/>
             </w:pPr>
@@ -307,6 +315,7 @@
           </w:tcPr>
           <w:p>
             <w:pPr>
+              <w:keepNext w:val="false"/>
               <w:spacing w:after="40" w:before="0"/>
               <w:jc w:val="left"/>
             </w:pPr>
@@ -369,6 +378,7 @@
           </w:tcPr>
           <w:p>
             <w:pPr>
+              <w:keepNext w:val="false"/>
               <w:spacing w:after="40" w:before="0"/>
               <w:jc w:val="left"/>
             </w:pPr>
@@ -401,6 +411,7 @@
           </w:tcPr>
           <w:p>
             <w:pPr>
+              <w:keepNext w:val="false"/>
               <w:spacing w:after="40" w:before="0"/>
               <w:jc w:val="left"/>
             </w:pPr>
@@ -433,6 +444,7 @@
           </w:tcPr>
           <w:p>
             <w:pPr>
+              <w:keepNext w:val="false"/>
               <w:spacing w:after="40" w:before="0"/>
               <w:jc w:val="left"/>
             </w:pPr>
@@ -465,6 +477,7 @@
           </w:tcPr>
           <w:p>
             <w:pPr>
+              <w:keepNext w:val="false"/>
               <w:spacing w:after="40" w:before="0"/>
               <w:jc w:val="left"/>
             </w:pPr>
@@ -499,6 +512,7 @@
           </w:tcPr>
           <w:p>
             <w:pPr>
+              <w:keepNext w:val="false"/>
               <w:spacing w:after="40" w:before="0"/>
               <w:jc w:val="left"/>
             </w:pPr>
@@ -518,6 +532,7 @@
           </w:p>
           <w:p>
             <w:pPr>
+              <w:keepNext w:val="false"/>
               <w:spacing w:after="40" w:before="0"/>
               <w:jc w:val="left"/>
             </w:pPr>
@@ -550,6 +565,7 @@
           </w:tcPr>
           <w:p>
             <w:pPr>
+              <w:keepNext w:val="false"/>
               <w:spacing w:after="40" w:before="0"/>
               <w:jc w:val="left"/>
             </w:pPr>
@@ -582,6 +598,7 @@
           </w:tcPr>
           <w:p>
             <w:pPr>
+              <w:keepNext w:val="false"/>
               <w:spacing w:after="40" w:before="0"/>
               <w:jc w:val="left"/>
             </w:pPr>
@@ -614,6 +631,7 @@
           </w:tcPr>
           <w:p>
             <w:pPr>
+              <w:keepNext w:val="false"/>
               <w:spacing w:after="40" w:before="0"/>
               <w:jc w:val="left"/>
             </w:pPr>
@@ -648,6 +666,7 @@
           </w:tcPr>
           <w:p>
             <w:pPr>
+              <w:keepNext w:val="false"/>
               <w:spacing w:after="40" w:before="0"/>
               <w:jc w:val="left"/>
             </w:pPr>
@@ -667,6 +686,7 @@
           </w:p>
           <w:p>
             <w:pPr>
+              <w:keepNext w:val="false"/>
               <w:spacing w:after="40" w:before="0"/>
               <w:jc w:val="left"/>
             </w:pPr>
@@ -699,6 +719,7 @@
           </w:tcPr>
           <w:p>
             <w:pPr>
+              <w:keepNext w:val="false"/>
               <w:spacing w:after="40" w:before="0"/>
               <w:jc w:val="left"/>
             </w:pPr>
@@ -731,6 +752,7 @@
           </w:tcPr>
           <w:p>
             <w:pPr>
+              <w:keepNext w:val="false"/>
               <w:spacing w:after="40" w:before="0"/>
               <w:jc w:val="left"/>
             </w:pPr>
@@ -763,6 +785,7 @@
           </w:tcPr>
           <w:p>
             <w:pPr>
+              <w:keepNext w:val="false"/>
               <w:spacing w:after="40" w:before="0"/>
               <w:jc w:val="left"/>
             </w:pPr>
@@ -797,6 +820,7 @@
           </w:tcPr>
           <w:p>
             <w:pPr>
+              <w:keepNext w:val="false"/>
               <w:spacing w:after="40" w:before="0"/>
               <w:jc w:val="left"/>
             </w:pPr>
@@ -816,6 +840,7 @@
           </w:p>
           <w:p>
             <w:pPr>
+              <w:keepNext w:val="false"/>
               <w:spacing w:after="40" w:before="0"/>
               <w:jc w:val="left"/>
             </w:pPr>
@@ -848,6 +873,7 @@
           </w:tcPr>
           <w:p>
             <w:pPr>
+              <w:keepNext w:val="false"/>
               <w:spacing w:after="40" w:before="0"/>
               <w:jc w:val="left"/>
             </w:pPr>
@@ -880,6 +906,7 @@
           </w:tcPr>
           <w:p>
             <w:pPr>
+              <w:keepNext w:val="false"/>
               <w:spacing w:after="40" w:before="0"/>
               <w:jc w:val="left"/>
             </w:pPr>
@@ -912,6 +939,7 @@
           </w:tcPr>
           <w:p>
             <w:pPr>
+              <w:keepNext w:val="false"/>
               <w:spacing w:after="40" w:before="0"/>
               <w:jc w:val="left"/>
             </w:pPr>
@@ -946,6 +974,7 @@
           </w:tcPr>
           <w:p>
             <w:pPr>
+              <w:keepNext w:val="false"/>
               <w:spacing w:after="40" w:before="0"/>
               <w:jc w:val="left"/>
             </w:pPr>
@@ -965,6 +994,7 @@
           </w:p>
           <w:p>
             <w:pPr>
+              <w:keepNext w:val="false"/>
               <w:spacing w:after="40" w:before="0"/>
               <w:jc w:val="left"/>
             </w:pPr>
@@ -997,6 +1027,7 @@
           </w:tcPr>
           <w:p>
             <w:pPr>
+              <w:keepNext w:val="false"/>
               <w:spacing w:after="40" w:before="0"/>
               <w:jc w:val="left"/>
             </w:pPr>
@@ -1029,6 +1060,7 @@
           </w:tcPr>
           <w:p>
             <w:pPr>
+              <w:keepNext w:val="false"/>
               <w:spacing w:after="40" w:before="0"/>
               <w:jc w:val="left"/>
             </w:pPr>
@@ -1061,6 +1093,7 @@
           </w:tcPr>
           <w:p>
             <w:pPr>
+              <w:keepNext w:val="false"/>
               <w:spacing w:after="40" w:before="0"/>
               <w:jc w:val="left"/>
             </w:pPr>
@@ -1095,6 +1128,7 @@
           </w:tcPr>
           <w:p>
             <w:pPr>
+              <w:keepNext w:val="false"/>
               <w:spacing w:after="40" w:before="0"/>
               <w:jc w:val="left"/>
             </w:pPr>
@@ -1114,6 +1148,7 @@
           </w:p>
           <w:p>
             <w:pPr>
+              <w:keepNext w:val="false"/>
               <w:spacing w:after="40" w:before="0"/>
               <w:jc w:val="left"/>
             </w:pPr>
@@ -1146,6 +1181,7 @@
           </w:tcPr>
           <w:p>
             <w:pPr>
+              <w:keepNext w:val="false"/>
               <w:spacing w:after="40" w:before="0"/>
               <w:jc w:val="left"/>
             </w:pPr>
@@ -1178,6 +1214,7 @@
           </w:tcPr>
           <w:p>
             <w:pPr>
+              <w:keepNext w:val="false"/>
               <w:spacing w:after="40" w:before="0"/>
               <w:jc w:val="left"/>
             </w:pPr>
@@ -1210,6 +1247,7 @@
           </w:tcPr>
           <w:p>
             <w:pPr>
+              <w:keepNext w:val="false"/>
               <w:spacing w:after="40" w:before="0"/>
               <w:jc w:val="left"/>
             </w:pPr>
@@ -1244,6 +1282,7 @@
           </w:tcPr>
           <w:p>
             <w:pPr>
+              <w:keepNext w:val="false"/>
               <w:spacing w:after="40" w:before="0"/>
               <w:jc w:val="left"/>
             </w:pPr>
@@ -1263,6 +1302,7 @@
           </w:p>
           <w:p>
             <w:pPr>
+              <w:keepNext w:val="false"/>
               <w:spacing w:after="40" w:before="0"/>
               <w:jc w:val="left"/>
             </w:pPr>
@@ -1295,6 +1335,7 @@
           </w:tcPr>
           <w:p>
             <w:pPr>
+              <w:keepNext w:val="false"/>
               <w:spacing w:after="40" w:before="0"/>
               <w:jc w:val="left"/>
             </w:pPr>
@@ -1327,6 +1368,7 @@
           </w:tcPr>
           <w:p>
             <w:pPr>
+              <w:keepNext w:val="false"/>
               <w:spacing w:after="40" w:before="0"/>
               <w:jc w:val="left"/>
             </w:pPr>
@@ -1359,6 +1401,7 @@
           </w:tcPr>
           <w:p>
             <w:pPr>
+              <w:keepNext w:val="false"/>
               <w:spacing w:after="40" w:before="0"/>
               <w:jc w:val="left"/>
             </w:pPr>
@@ -1393,6 +1436,7 @@
           </w:tcPr>
           <w:p>
             <w:pPr>
+              <w:keepNext w:val="false"/>
               <w:spacing w:after="40" w:before="0"/>
               <w:jc w:val="left"/>
             </w:pPr>
@@ -1412,6 +1456,7 @@
           </w:p>
           <w:p>
             <w:pPr>
+              <w:keepNext w:val="false"/>
               <w:spacing w:after="40" w:before="0"/>
               <w:jc w:val="left"/>
             </w:pPr>
@@ -1444,6 +1489,7 @@
           </w:tcPr>
           <w:p>
             <w:pPr>
+              <w:keepNext w:val="false"/>
               <w:spacing w:after="40" w:before="0"/>
               <w:jc w:val="left"/>
             </w:pPr>
@@ -1476,6 +1522,7 @@
           </w:tcPr>
           <w:p>
             <w:pPr>
+              <w:keepNext w:val="false"/>
               <w:spacing w:after="40" w:before="0"/>
               <w:jc w:val="left"/>
             </w:pPr>
@@ -1508,6 +1555,7 @@
           </w:tcPr>
           <w:p>
             <w:pPr>
+              <w:keepNext w:val="false"/>
               <w:spacing w:after="40" w:before="0"/>
               <w:jc w:val="left"/>
             </w:pPr>
@@ -1542,6 +1590,7 @@
           </w:tcPr>
           <w:p>
             <w:pPr>
+              <w:keepNext w:val="false"/>
               <w:spacing w:after="40" w:before="0"/>
               <w:jc w:val="left"/>
             </w:pPr>
@@ -1561,6 +1610,7 @@
           </w:p>
           <w:p>
             <w:pPr>
+              <w:keepNext w:val="false"/>
               <w:spacing w:after="40" w:before="0"/>
               <w:jc w:val="left"/>
             </w:pPr>
@@ -1593,6 +1643,7 @@
           </w:tcPr>
           <w:p>
             <w:pPr>
+              <w:keepNext w:val="false"/>
               <w:spacing w:after="40" w:before="0"/>
               <w:jc w:val="left"/>
             </w:pPr>
@@ -1625,6 +1676,7 @@
           </w:tcPr>
           <w:p>
             <w:pPr>
+              <w:keepNext w:val="false"/>
               <w:spacing w:after="40" w:before="0"/>
               <w:jc w:val="left"/>
             </w:pPr>
@@ -1657,6 +1709,7 @@
           </w:tcPr>
           <w:p>
             <w:pPr>
+              <w:keepNext w:val="false"/>
               <w:spacing w:after="40" w:before="0"/>
               <w:jc w:val="left"/>
             </w:pPr>
@@ -1795,7 +1848,7 @@
         </w:rPr>
         <w:t xml:space="preserve">© 2026 SeaVuria and ARES. This work is licensed under a </w:t>
       </w:r>
-      <w:hyperlink w:history="1" r:id="rIdqg5qxtwwtyqx2_lryvht-">
+      <w:hyperlink w:history="1" r:id="rIdyj-cuyolme8fpfzexv1uh">
         <w:r>
           <w:rPr>
             <w:rFonts w:ascii="Arial" w:cs="Arial" w:eastAsia="Arial" w:hAnsi="Arial"/>
@@ -1815,7 +1868,7 @@
         </w:rPr>
         <w:t xml:space="preserve"> (</w:t>
       </w:r>
-      <w:hyperlink w:history="1" r:id="rIdk-6lrfiqamm4roj1xkcp4">
+      <w:hyperlink w:history="1" r:id="rIdxmxjcc0aztbkte2idi00l">
         <w:r>
           <w:rPr>
             <w:rFonts w:ascii="Arial" w:cs="Arial" w:eastAsia="Arial" w:hAnsi="Arial"/>
@@ -1835,7 +1888,7 @@
         </w:rPr>
         <w:t xml:space="preserve">). To view a copy of this license, visit </w:t>
       </w:r>
-      <w:hyperlink w:history="1" r:id="rIdwd8cmmv5hkln9fd_2aaxl">
+      <w:hyperlink w:history="1" r:id="rIdhhhwimmmzlycmwcpfclfd">
         <w:r>
           <w:rPr>
             <w:rFonts w:ascii="Arial" w:cs="Arial" w:eastAsia="Arial" w:hAnsi="Arial"/>

--- a/data/outputs/v2/Core_Mathematics/SS2.5_Area_of_Polygons/Core_Mathematics_Area_of_Polygons_SummaryTable.docx
+++ b/data/outputs/v2/Core_Mathematics/SS2.5_Area_of_Polygons/Core_Mathematics_Area_of_Polygons_SummaryTable.docx
@@ -1848,7 +1848,7 @@
         </w:rPr>
         <w:t xml:space="preserve">© 2026 SeaVuria and ARES. This work is licensed under a </w:t>
       </w:r>
-      <w:hyperlink w:history="1" r:id="rIdyj-cuyolme8fpfzexv1uh">
+      <w:hyperlink w:history="1" r:id="rIdoxcnzm5f2cr11cdkzjsnj">
         <w:r>
           <w:rPr>
             <w:rFonts w:ascii="Arial" w:cs="Arial" w:eastAsia="Arial" w:hAnsi="Arial"/>
@@ -1868,7 +1868,7 @@
         </w:rPr>
         <w:t xml:space="preserve"> (</w:t>
       </w:r>
-      <w:hyperlink w:history="1" r:id="rIdxmxjcc0aztbkte2idi00l">
+      <w:hyperlink w:history="1" r:id="rIdeccp09ywhaymbtohdvnbl">
         <w:r>
           <w:rPr>
             <w:rFonts w:ascii="Arial" w:cs="Arial" w:eastAsia="Arial" w:hAnsi="Arial"/>
@@ -1888,7 +1888,7 @@
         </w:rPr>
         <w:t xml:space="preserve">). To view a copy of this license, visit </w:t>
       </w:r>
-      <w:hyperlink w:history="1" r:id="rIdhhhwimmmzlycmwcpfclfd">
+      <w:hyperlink w:history="1" r:id="rId7q47l58wcn53dsxb1km8i">
         <w:r>
           <w:rPr>
             <w:rFonts w:ascii="Arial" w:cs="Arial" w:eastAsia="Arial" w:hAnsi="Arial"/>
